--- a/Assignment_2/Records.docx
+++ b/Assignment_2/Records.docx
@@ -3,50 +3,32 @@
 <w:document xmlns:wpc="http://schemas.microsoft.com/office/word/2010/wordprocessingCanvas" xmlns:cx="http://schemas.microsoft.com/office/drawing/2014/chartex" xmlns:cx1="http://schemas.microsoft.com/office/drawing/2015/9/8/chartex" xmlns:cx2="http://schemas.microsoft.com/office/drawing/2015/10/21/chartex" xmlns:cx3="http://schemas.microsoft.com/office/drawing/2016/5/9/chartex" xmlns:cx4="http://schemas.microsoft.com/office/drawing/2016/5/10/chartex" xmlns:cx5="http://schemas.microsoft.com/office/drawing/2016/5/11/chartex" xmlns:cx6="http://schemas.microsoft.com/office/drawing/2016/5/12/chartex" xmlns:cx7="http://schemas.microsoft.com/office/drawing/2016/5/13/chartex" xmlns:cx8="http://schemas.microsoft.com/office/drawing/2016/5/14/chartex" xmlns:mc="http://schemas.openxmlformats.org/markup-compatibility/2006" xmlns:aink="http://schemas.microsoft.com/office/drawing/2016/ink" xmlns:am3d="http://schemas.microsoft.com/office/drawing/2017/model3d" xmlns:o="urn:schemas-microsoft-com:office:office" xmlns:oel="http://schemas.microsoft.com/office/2019/extlst" xmlns:r="http://schemas.openxmlformats.org/officeDocument/2006/relationships" xmlns:m="http://schemas.openxmlformats.org/officeDocument/2006/math" xmlns:v="urn:schemas-microsoft-com:vml" xmlns:wp14="http://schemas.microsoft.com/office/word/2010/wordprocessingDrawing" xmlns:wp="http://schemas.openxmlformats.org/drawingml/2006/wordprocessingDrawing" xmlns:w10="urn:schemas-microsoft-com:office:word" xmlns:w="http://schemas.openxmlformats.org/wordprocessingml/2006/main" xmlns:w14="http://schemas.microsoft.com/office/word/2010/wordml" xmlns:w15="http://schemas.microsoft.com/office/word/2012/wordml" xmlns:w16cex="http://schemas.microsoft.com/office/word/2018/wordml/cex" xmlns:w16cid="http://schemas.microsoft.com/office/word/2016/wordml/cid" xmlns:w16="http://schemas.microsoft.com/office/word/2018/wordml" xmlns:w16du="http://schemas.microsoft.com/office/word/2023/wordml/word16du" xmlns:w16sdtdh="http://schemas.microsoft.com/office/word/2020/wordml/sdtdatahash" xmlns:w16sdtfl="http://schemas.microsoft.com/office/word/2024/wordml/sdtformatlock" xmlns:w16se="http://schemas.microsoft.com/office/word/2015/wordml/symex" xmlns:wpg="http://schemas.microsoft.com/office/word/2010/wordprocessingGroup" xmlns:wpi="http://schemas.microsoft.com/office/word/2010/wordprocessingInk" xmlns:wne="http://schemas.microsoft.com/office/word/2006/wordml" xmlns:wps="http://schemas.microsoft.com/office/word/2010/wordprocessingShape" mc:Ignorable="w14 w15 w16se w16cid w16 w16cex w16sdtdh w16sdtfl w16du wp14">
   <w:body>
     <w:p>
-      <w:pPr>
-        <w:rPr>
-          <w:lang w:val="de-DE"/>
-        </w:rPr>
-      </w:pPr>
-      <w:r>
-        <w:rPr>
-          <w:lang w:val="de-DE"/>
-        </w:rPr>
+      <w:r>
         <w:t>1 Prelimi</w:t>
       </w:r>
       <w:r>
         <w:rPr>
           <w:rFonts w:hint="eastAsia"/>
-          <w:lang w:val="de-DE"/>
         </w:rPr>
         <w:t>nary Study</w:t>
       </w:r>
     </w:p>
     <w:p>
-      <w:pPr>
+      <w:r>
         <w:rPr>
           <w:rFonts w:hint="eastAsia"/>
-          <w:lang w:val="de-DE"/>
         </w:rPr>
-      </w:pPr>
+        <w:t>Median waiting time</w:t>
+      </w:r>
       <w:r>
         <w:rPr>
           <w:rFonts w:hint="eastAsia"/>
-          <w:lang w:val="de-DE"/>
         </w:rPr>
-        <w:t>Median waiting time</w:t>
+        <w:t>:466</w:t>
       </w:r>
       <w:r>
         <w:rPr>
           <w:rFonts w:hint="eastAsia"/>
-          <w:lang w:val="de-DE"/>
-        </w:rPr>
-        <w:t>:466</w:t>
-      </w:r>
-      <w:r>
-        <w:rPr>
-          <w:rFonts w:hint="eastAsia"/>
-          <w:lang w:val="de-DE"/>
         </w:rPr>
         <w:t>s</w:t>
       </w:r>
@@ -63,6 +45,11 @@
           <w:rFonts w:hint="eastAsia"/>
         </w:rPr>
         <w:t>n the city and why</w:t>
+      </w:r>
+    </w:p>
+    <w:p>
+      <w:r>
+        <w:t>初步运行结果显示，DRT 系统一天内共服务了 10000 次出行请求，没有出现拒单，说明系统容量充足。车辆总行驶距离约为 38,134 km，其中空驶距离约为 2,041 km，空驶比例仅约 5%。这说明车辆调度效率较高，大多数车辆行驶都与乘客服务有关。同时，乘客距离与车辆距离的比值为 2.23，表明系统具有较明显的拼车效果，可以在一定程度上减少单人出行造成的交通压力。</w:t>
       </w:r>
     </w:p>
     <w:p>
@@ -72,12 +59,46 @@
         </w:rPr>
       </w:pPr>
       <w:r>
+        <w:t>但是，DRT 使用了 300 辆小型车辆，总车辆公里数仍然较高。如果它完全替代传统公交，城市道路上可能会出现更多小型车辆，而不是少量大容量公交车。因此，DRT 可能在提高服务灵活性的同时增加道路交通量，尤其是在早晚高峰、上下客点和需求集中区域，可能带来局部拥堵和路边上下客干扰。</w:t>
+      </w:r>
+    </w:p>
+    <w:p>
+      <w:r>
         <w:rPr>
           <w:rFonts w:hint="eastAsia"/>
         </w:rPr>
         <w:t>What kind of vehicle would you recommend and why</w:t>
       </w:r>
     </w:p>
+    <w:p>
+      <w:r>
+        <w:rPr>
+          <w:rFonts w:hint="eastAsia"/>
+        </w:rPr>
+        <w:t>（Codex建议使用8座车，）</w:t>
+      </w:r>
+    </w:p>
+    <w:p>
+      <w:r>
+        <w:t xml:space="preserve">根据初步运行结果，我建议 Cottbus 使用 </w:t>
+      </w:r>
+      <w:r>
+        <w:rPr>
+          <w:b/>
+          <w:bCs/>
+        </w:rPr>
+        <w:t>4 座 DRT 车辆作为主要车型</w:t>
+      </w:r>
+      <w:r>
+        <w:t>，必要时在高峰时段或高需求区域补充少量 6 座 minivan。原因是，本次模拟中乘客距离与车辆距离的比值为 2.23，说明车辆平均具有较明显的拼车效果，2 座车辆可能会限制 ride-sharing 的潜力，并导致需要更多车辆来完成同样的需求。</w:t>
+      </w:r>
+    </w:p>
+    <w:p>
+      <w:r>
+        <w:t>另一方面，系统没有出现拒单，而且即使在最忙时仍有约 43% 的车辆处于空闲状态，说明当前问题并不是车辆容量严重不足。因此，不一定需要大量使用 8 座或更大的车辆。过大的车辆可能增加购置和运营成本，并在低需求时造成较高空座率。综合服务质量、拼车能力和运营成本，4 座车辆是较合理的基础选择；如果后续系统研究发现高峰期部分区域乘客集中，可以针对这些区域配置少量 6 座车辆。</w:t>
+      </w:r>
+    </w:p>
+    <w:p/>
     <w:sectPr>
       <w:pgSz w:w="11906" w:h="16838"/>
       <w:pgMar w:top="1440" w:right="1800" w:bottom="1440" w:left="1800" w:header="851" w:footer="992" w:gutter="0"/>
@@ -695,7 +716,6 @@
   <w:style w:type="character" w:default="1" w:styleId="a0">
     <w:name w:val="Default Paragraph Font"/>
     <w:uiPriority w:val="1"/>
-    <w:semiHidden/>
     <w:unhideWhenUsed/>
   </w:style>
   <w:style w:type="table" w:default="1" w:styleId="a1">

--- a/Assignment_2/Records.docx
+++ b/Assignment_2/Records.docx
@@ -3,6 +3,11 @@
 <w:document xmlns:wpc="http://schemas.microsoft.com/office/word/2010/wordprocessingCanvas" xmlns:cx="http://schemas.microsoft.com/office/drawing/2014/chartex" xmlns:cx1="http://schemas.microsoft.com/office/drawing/2015/9/8/chartex" xmlns:cx2="http://schemas.microsoft.com/office/drawing/2015/10/21/chartex" xmlns:cx3="http://schemas.microsoft.com/office/drawing/2016/5/9/chartex" xmlns:cx4="http://schemas.microsoft.com/office/drawing/2016/5/10/chartex" xmlns:cx5="http://schemas.microsoft.com/office/drawing/2016/5/11/chartex" xmlns:cx6="http://schemas.microsoft.com/office/drawing/2016/5/12/chartex" xmlns:cx7="http://schemas.microsoft.com/office/drawing/2016/5/13/chartex" xmlns:cx8="http://schemas.microsoft.com/office/drawing/2016/5/14/chartex" xmlns:mc="http://schemas.openxmlformats.org/markup-compatibility/2006" xmlns:aink="http://schemas.microsoft.com/office/drawing/2016/ink" xmlns:am3d="http://schemas.microsoft.com/office/drawing/2017/model3d" xmlns:o="urn:schemas-microsoft-com:office:office" xmlns:oel="http://schemas.microsoft.com/office/2019/extlst" xmlns:r="http://schemas.openxmlformats.org/officeDocument/2006/relationships" xmlns:m="http://schemas.openxmlformats.org/officeDocument/2006/math" xmlns:v="urn:schemas-microsoft-com:vml" xmlns:wp14="http://schemas.microsoft.com/office/word/2010/wordprocessingDrawing" xmlns:wp="http://schemas.openxmlformats.org/drawingml/2006/wordprocessingDrawing" xmlns:w10="urn:schemas-microsoft-com:office:word" xmlns:w="http://schemas.openxmlformats.org/wordprocessingml/2006/main" xmlns:w14="http://schemas.microsoft.com/office/word/2010/wordml" xmlns:w15="http://schemas.microsoft.com/office/word/2012/wordml" xmlns:w16cex="http://schemas.microsoft.com/office/word/2018/wordml/cex" xmlns:w16cid="http://schemas.microsoft.com/office/word/2016/wordml/cid" xmlns:w16="http://schemas.microsoft.com/office/word/2018/wordml" xmlns:w16du="http://schemas.microsoft.com/office/word/2023/wordml/word16du" xmlns:w16sdtdh="http://schemas.microsoft.com/office/word/2020/wordml/sdtdatahash" xmlns:w16sdtfl="http://schemas.microsoft.com/office/word/2024/wordml/sdtformatlock" xmlns:w16se="http://schemas.microsoft.com/office/word/2015/wordml/symex" xmlns:wpg="http://schemas.microsoft.com/office/word/2010/wordprocessingGroup" xmlns:wpi="http://schemas.microsoft.com/office/word/2010/wordprocessingInk" xmlns:wne="http://schemas.microsoft.com/office/word/2006/wordml" xmlns:wps="http://schemas.microsoft.com/office/word/2010/wordprocessingShape" mc:Ignorable="w14 w15 w16se w16cid w16 w16cex w16sdtdh w16sdtfl w16du wp14">
   <w:body>
     <w:p>
+      <w:pPr>
+        <w:rPr>
+          <w:rFonts w:hint="eastAsia"/>
+        </w:rPr>
+      </w:pPr>
       <w:r>
         <w:t>1 Prelimi</w:t>
       </w:r>
@@ -11,45 +16,6 @@
           <w:rFonts w:hint="eastAsia"/>
         </w:rPr>
         <w:t>nary Study</w:t>
-      </w:r>
-    </w:p>
-    <w:p>
-      <w:r>
-        <w:rPr>
-          <w:rFonts w:hint="eastAsia"/>
-        </w:rPr>
-        <w:t>Median waiting time</w:t>
-      </w:r>
-      <w:r>
-        <w:rPr>
-          <w:rFonts w:hint="eastAsia"/>
-        </w:rPr>
-        <w:t>:466</w:t>
-      </w:r>
-      <w:r>
-        <w:rPr>
-          <w:rFonts w:hint="eastAsia"/>
-        </w:rPr>
-        <w:t>s</w:t>
-      </w:r>
-    </w:p>
-    <w:p>
-      <w:r>
-        <w:rPr>
-          <w:rFonts w:hint="eastAsia"/>
-        </w:rPr>
-        <w:t>Potential impact on the traffic i</w:t>
-      </w:r>
-      <w:r>
-        <w:rPr>
-          <w:rFonts w:hint="eastAsia"/>
-        </w:rPr>
-        <w:t>n the city and why</w:t>
-      </w:r>
-    </w:p>
-    <w:p>
-      <w:r>
-        <w:t>初步运行结果显示，DRT 系统一天内共服务了 10000 次出行请求，没有出现拒单，说明系统容量充足。车辆总行驶距离约为 38,134 km，其中空驶距离约为 2,041 km，空驶比例仅约 5%。这说明车辆调度效率较高，大多数车辆行驶都与乘客服务有关。同时，乘客距离与车辆距离的比值为 2.23，表明系统具有较明显的拼车效果，可以在一定程度上减少单人出行造成的交通压力。</w:t>
       </w:r>
     </w:p>
     <w:p>
@@ -59,46 +25,145 @@
         </w:rPr>
       </w:pPr>
       <w:r>
-        <w:t>但是，DRT 使用了 300 辆小型车辆，总车辆公里数仍然较高。如果它完全替代传统公交，城市道路上可能会出现更多小型车辆，而不是少量大容量公交车。因此，DRT 可能在提高服务灵活性的同时增加道路交通量，尤其是在早晚高峰、上下客点和需求集中区域，可能带来局部拥堵和路边上下客干扰。</w:t>
+        <w:rPr>
+          <w:rFonts w:hint="eastAsia"/>
+        </w:rPr>
+        <w:t>Median waiting time</w:t>
+      </w:r>
+      <w:r>
+        <w:rPr>
+          <w:rFonts w:hint="eastAsia"/>
+        </w:rPr>
+        <w:t>:466</w:t>
+      </w:r>
+      <w:r>
+        <w:rPr>
+          <w:rFonts w:hint="eastAsia"/>
+        </w:rPr>
+        <w:t>s</w:t>
       </w:r>
     </w:p>
     <w:p>
-      <w:r>
-        <w:rPr>
-          <w:rFonts w:hint="eastAsia"/>
-        </w:rPr>
-        <w:t>What kind of vehicle would you recommend and why</w:t>
+      <w:pPr>
+        <w:rPr>
+          <w:rFonts w:hint="eastAsia"/>
+        </w:rPr>
+      </w:pPr>
+      <w:r>
+        <w:rPr>
+          <w:rFonts w:hint="eastAsia"/>
+        </w:rPr>
+        <w:t>Potential impact on the traffic i</w:t>
+      </w:r>
+      <w:r>
+        <w:rPr>
+          <w:rFonts w:hint="eastAsia"/>
+        </w:rPr>
+        <w:t>n the city and why</w:t>
       </w:r>
     </w:p>
     <w:p>
-      <w:r>
-        <w:rPr>
-          <w:rFonts w:hint="eastAsia"/>
-        </w:rPr>
-        <w:t>（Codex建议使用8座车，）</w:t>
+      <w:pPr>
+        <w:rPr>
+          <w:rFonts w:hint="eastAsia"/>
+        </w:rPr>
+      </w:pPr>
+      <w:r>
+        <w:t>初步运行结果显示，DRT 系统一天内共服务了 10000 次出行请求，没有出现拒单，说明系统容量充足。车辆总行驶距离约为 38,134 km，其中空驶距离约为 2,041 km，空驶比例仅约 5%。这说明车辆调度效率较高，大多数车辆行驶都与乘客服务有关。同时，乘客距离与车辆距离的比值为 2.23，表明系统具有较明显的拼车效果，可以在一定程度上减少单人出行造成的交通压力。</w:t>
       </w:r>
     </w:p>
     <w:p>
-      <w:r>
-        <w:t xml:space="preserve">根据初步运行结果，我建议 Cottbus 使用 </w:t>
+      <w:pPr>
+        <w:rPr>
+          <w:rFonts w:hint="eastAsia"/>
+        </w:rPr>
+      </w:pPr>
+      <w:r>
+        <w:t>但是，DRT 使用了 300 辆小型车辆，总车辆公里数仍然较高。如果它完全替代传统公交，城市道路上可能会出现更多小型车辆，而不是少量大容量公交车。因此，DRT 可能在提高服务灵活性的同时增加道路交通量，尤其是在早晚高峰、上下客点和需求集中区域，可能带来局部拥堵和路边上下客干扰。</w:t>
+      </w:r>
+    </w:p>
+    <w:p>
+      <w:pPr>
+        <w:rPr>
+          <w:rFonts w:hint="eastAsia"/>
+        </w:rPr>
+      </w:pPr>
+      <w:r>
+        <w:rPr>
+          <w:rFonts w:hint="eastAsia"/>
+        </w:rPr>
+        <w:t>What kind of vehicle would you recommend and why</w:t>
+      </w:r>
+    </w:p>
+    <w:p>
+      <w:pPr>
+        <w:rPr>
+          <w:rFonts w:hint="eastAsia"/>
+        </w:rPr>
+      </w:pPr>
+      <w:r>
+        <w:rPr>
+          <w:rFonts w:hint="eastAsia"/>
+        </w:rPr>
+        <w:t>（Codex建议使用8座车，）</w:t>
+      </w:r>
+      <w:r>
+        <w:t xml:space="preserve">基于 preliminary run，我建议使用 </w:t>
       </w:r>
       <w:r>
         <w:rPr>
           <w:b/>
           <w:bCs/>
         </w:rPr>
-        <w:t>4 座 DRT 车辆作为主要车型</w:t>
-      </w:r>
-      <w:r>
-        <w:t>，必要时在高峰时段或高需求区域补充少量 6 座 minivan。原因是，本次模拟中乘客距离与车辆距离的比值为 2.23，说明车辆平均具有较明显的拼车效果，2 座车辆可能会限制 ride-sharing 的潜力，并导致需要更多车辆来完成同样的需求。</w:t>
+        <w:t>8 座 minivan 或 small shuttle</w:t>
+      </w:r>
+      <w:r>
+        <w:t>。当前 baseline 使用 300 辆 8 座车，已经能够服务全部 10,000 次出行，拒绝率为 0%，中位等待时间约 7.8 分钟，说明服务质量较好。同时，车辆总行驶距离约 38,134 km，空驶比例仅约 5%，调度效率较高。8 座车比普通出租车更适合 pooling，可以提高车辆利用率；同时又比大巴或大型 shuttle 更灵活，适合 DRT 的 door-to-door 服务。因此，8 座车辆是在服务质量、拼车能力和运营灵活性之间较合理的选择。</w:t>
       </w:r>
     </w:p>
     <w:p>
+      <w:pPr>
+        <w:rPr>
+          <w:rFonts w:hint="eastAsia"/>
+        </w:rPr>
+      </w:pPr>
+      <w:r>
+        <w:rPr>
+          <w:rFonts w:hint="eastAsia"/>
+        </w:rPr>
+        <w:t>（Chat 建议）</w:t>
+      </w:r>
+      <w:r>
+        <w:t xml:space="preserve">根据初步运行结果，我建议 Cottbus 使用 </w:t>
+      </w:r>
+      <w:r>
+        <w:rPr>
+          <w:b/>
+          <w:bCs/>
+        </w:rPr>
+        <w:t>4 座 DRT 车辆作为主要车型</w:t>
+      </w:r>
+      <w:r>
+        <w:t>，必要时在高峰时段或高需求区域补充少量 6 座 minivan。原因是，本次模拟中乘客距离与车辆距离的比值为 2.23，说明车辆平均具有较明显的拼车效果，2 座车辆可能会限制 ride-sharing 的潜力，并导致需要更多车辆来完成同样的需求。</w:t>
+      </w:r>
+    </w:p>
+    <w:p>
+      <w:pPr>
+        <w:rPr>
+          <w:rFonts w:hint="eastAsia"/>
+        </w:rPr>
+      </w:pPr>
       <w:r>
         <w:t>另一方面，系统没有出现拒单，而且即使在最忙时仍有约 43% 的车辆处于空闲状态，说明当前问题并不是车辆容量严重不足。因此，不一定需要大量使用 8 座或更大的车辆。过大的车辆可能增加购置和运营成本，并在低需求时造成较高空座率。综合服务质量、拼车能力和运营成本，4 座车辆是较合理的基础选择；如果后续系统研究发现高峰期部分区域乘客集中，可以针对这些区域配置少量 6 座车辆。</w:t>
       </w:r>
     </w:p>
-    <w:p/>
+    <w:p>
+      <w:pPr>
+        <w:rPr>
+          <w:rFonts w:hint="eastAsia"/>
+        </w:rPr>
+      </w:pPr>
+    </w:p>
     <w:sectPr>
       <w:pgSz w:w="11906" w:h="16838"/>
       <w:pgMar w:top="1440" w:right="1800" w:bottom="1440" w:left="1800" w:header="851" w:footer="992" w:gutter="0"/>

--- a/Assignment_2/Records.docx
+++ b/Assignment_2/Records.docx
@@ -69,7 +69,31 @@
         </w:rPr>
       </w:pPr>
       <w:r>
-        <w:t>初步运行结果显示，DRT 系统一天内共服务了 10000 次出行请求，没有出现拒单，说明系统容量充足。车辆总行驶距离约为 38,134 km，其中空驶距离约为 2,041 km，空驶比例仅约 5%。这说明车辆调度效率较高，大多数车辆行驶都与乘客服务有关。同时，乘客距离与车辆距离的比值为 2.23，表明系统具有较明显的拼车效果，可以在一定程度上减少单人出行造成的交通压力。</w:t>
+        <w:t>初步运行结果显示，DRT 系统一天内</w:t>
+      </w:r>
+      <w:proofErr w:type="gramStart"/>
+      <w:r>
+        <w:t>共服务</w:t>
+      </w:r>
+      <w:proofErr w:type="gramEnd"/>
+      <w:r>
+        <w:t>了 10000 次出行请求，没有出现拒单，说明系统容量充足。车辆总行</w:t>
+      </w:r>
+      <w:proofErr w:type="gramStart"/>
+      <w:r>
+        <w:t>驶</w:t>
+      </w:r>
+      <w:proofErr w:type="gramEnd"/>
+      <w:r>
+        <w:t>距离约为 38,134 km，其中空驶距离约为 2,041 km，空驶比例仅约 5%。这说明车辆调度效率较高，大多数车辆行驶都与乘客服务有关。同时，乘客距离与车辆距离的比值为 2.23，表明系统具有较明显</w:t>
+      </w:r>
+      <w:proofErr w:type="gramStart"/>
+      <w:r>
+        <w:t>的拼车效果</w:t>
+      </w:r>
+      <w:proofErr w:type="gramEnd"/>
+      <w:r>
+        <w:t>，可以在一定程度上减少单人出行造成的交通压力。</w:t>
       </w:r>
     </w:p>
     <w:p>
@@ -79,7 +103,15 @@
         </w:rPr>
       </w:pPr>
       <w:r>
-        <w:t>但是，DRT 使用了 300 辆小型车辆，总车辆公里数仍然较高。如果它完全替代传统公交，城市道路上可能会出现更多小型车辆，而不是少量大容量公交车。因此，DRT 可能在提高服务灵活性的同时增加道路交通量，尤其是在早晚高峰、上下客点和需求集中区域，可能带来局部拥堵和路边上下客干扰。</w:t>
+        <w:t>但是，DRT 使用了 300 辆小型车辆，总车辆公里数仍然较高。如果它完全替代传统公交，城市道路上可能会出现更多小型车辆，而不是</w:t>
+      </w:r>
+      <w:proofErr w:type="gramStart"/>
+      <w:r>
+        <w:t>少量大</w:t>
+      </w:r>
+      <w:proofErr w:type="gramEnd"/>
+      <w:r>
+        <w:t>容量公交车。因此，DRT 可能在提高服务灵活性的同时增加道路交通量，尤其是在早晚高峰、上下客点和需求集中区域，可能带来局部拥堵和路边上下客干扰。</w:t>
       </w:r>
     </w:p>
     <w:p>
@@ -118,7 +150,31 @@
         <w:t>8 座 minivan 或 small shuttle</w:t>
       </w:r>
       <w:r>
-        <w:t>。当前 baseline 使用 300 辆 8 座车，已经能够服务全部 10,000 次出行，拒绝率为 0%，中位等待时间约 7.8 分钟，说明服务质量较好。同时，车辆总行驶距离约 38,134 km，空驶比例仅约 5%，调度效率较高。8 座车比普通出租车更适合 pooling，可以提高车辆利用率；同时又比大巴或大型 shuttle 更灵活，适合 DRT 的 door-to-door 服务。因此，8 座车辆是在服务质量、拼车能力和运营灵活性之间较合理的选择。</w:t>
+        <w:t>。当前 baseline 使用 300 辆 8 座车，已经能够服务全部 10,000 次出行，拒绝率为 0%，中位等待时间约 7.8 分钟，说明服务质量较好。同时，车辆总行</w:t>
+      </w:r>
+      <w:proofErr w:type="gramStart"/>
+      <w:r>
+        <w:t>驶</w:t>
+      </w:r>
+      <w:proofErr w:type="gramEnd"/>
+      <w:r>
+        <w:t xml:space="preserve">距离约 38,134 km，空驶比例仅约 5%，调度效率较高。8 座车比普通出租车更适合 pooling，可以提高车辆利用率；同时又比大巴或大型 shuttle 更灵活，适合 DRT 的 door-to-door 服务。因此，8 </w:t>
+      </w:r>
+      <w:proofErr w:type="gramStart"/>
+      <w:r>
+        <w:t>座车辆</w:t>
+      </w:r>
+      <w:proofErr w:type="gramEnd"/>
+      <w:r>
+        <w:t>是在服务质量、</w:t>
+      </w:r>
+      <w:proofErr w:type="gramStart"/>
+      <w:r>
+        <w:t>拼车能力</w:t>
+      </w:r>
+      <w:proofErr w:type="gramEnd"/>
+      <w:r>
+        <w:t>和运营灵活性之间较合理的选择。</w:t>
       </w:r>
     </w:p>
     <w:p>
@@ -144,7 +200,23 @@
         <w:t>4 座 DRT 车辆作为主要车型</w:t>
       </w:r>
       <w:r>
-        <w:t>，必要时在高峰时段或高需求区域补充少量 6 座 minivan。原因是，本次模拟中乘客距离与车辆距离的比值为 2.23，说明车辆平均具有较明显的拼车效果，2 座车辆可能会限制 ride-sharing 的潜力，并导致需要更多车辆来完成同样的需求。</w:t>
+        <w:t>，必要时在高峰时段或高需求区域补充少量 6 座 minivan。原因是，本次模拟中乘客距离与车辆距离的比值为 2.23，说明车辆平均具有较明显</w:t>
+      </w:r>
+      <w:proofErr w:type="gramStart"/>
+      <w:r>
+        <w:t>的拼车效果</w:t>
+      </w:r>
+      <w:proofErr w:type="gramEnd"/>
+      <w:r>
+        <w:t xml:space="preserve">，2 </w:t>
+      </w:r>
+      <w:proofErr w:type="gramStart"/>
+      <w:r>
+        <w:t>座车辆</w:t>
+      </w:r>
+      <w:proofErr w:type="gramEnd"/>
+      <w:r>
+        <w:t>可能会限制 ride-sharing 的潜力，并导致需要更多车辆来完成同样的需求。</w:t>
       </w:r>
     </w:p>
     <w:p>
@@ -154,7 +226,37 @@
         </w:rPr>
       </w:pPr>
       <w:r>
-        <w:t>另一方面，系统没有出现拒单，而且即使在最忙时仍有约 43% 的车辆处于空闲状态，说明当前问题并不是车辆容量严重不足。因此，不一定需要大量使用 8 座或更大的车辆。过大的车辆可能增加购置和运营成本，并在低需求时造成较高空座率。综合服务质量、拼车能力和运营成本，4 座车辆是较合理的基础选择；如果后续系统研究发现高峰期部分区域乘客集中，可以针对这些区域配置少量 6 座车辆。</w:t>
+        <w:t>另一方面，系统没有出现拒单，而且即使在最忙时仍有约 43% 的车辆处于空闲状态，说明当前问题并不是车辆容量严重不足。因此，不一定需要大量使用 8 座或更大的车辆。过大的车辆可能增加购置和运营成本，并在</w:t>
+      </w:r>
+      <w:proofErr w:type="gramStart"/>
+      <w:r>
+        <w:t>低需求</w:t>
+      </w:r>
+      <w:proofErr w:type="gramEnd"/>
+      <w:r>
+        <w:t>时造成较高空座率。综合服务质量、</w:t>
+      </w:r>
+      <w:proofErr w:type="gramStart"/>
+      <w:r>
+        <w:t>拼车能力</w:t>
+      </w:r>
+      <w:proofErr w:type="gramEnd"/>
+      <w:r>
+        <w:t xml:space="preserve">和运营成本，4 </w:t>
+      </w:r>
+      <w:proofErr w:type="gramStart"/>
+      <w:r>
+        <w:t>座车辆</w:t>
+      </w:r>
+      <w:proofErr w:type="gramEnd"/>
+      <w:r>
+        <w:t>是较合理的基础选择；如果后续系统研究发现高峰期部分区域乘客集中，可以针对这些区域配置少量 6 座车辆。</w:t>
+      </w:r>
+    </w:p>
+    <w:p/>
+    <w:p>
+      <w:r>
+        <w:t>2. (10 points) Presentation</w:t>
       </w:r>
     </w:p>
     <w:p>
@@ -163,6 +265,12 @@
           <w:rFonts w:hint="eastAsia"/>
         </w:rPr>
       </w:pPr>
+      <w:r>
+        <w:rPr>
+          <w:rFonts w:hint="eastAsia"/>
+        </w:rPr>
+        <w:t>1 Define criteria</w:t>
+      </w:r>
     </w:p>
     <w:sectPr>
       <w:pgSz w:w="11906" w:h="16838"/>
